--- a/实验报告1-姓名-学号.docx
+++ b/实验报告1-姓名-学号.docx
@@ -9,8 +9,6 @@
           <w:rFonts w:cs="Times New Roman"/>
         </w:rPr>
       </w:pPr>
-      <w:bookmarkStart w:id="2" w:name="_GoBack"/>
-      <w:bookmarkEnd w:id="2"/>
       <w:bookmarkStart w:id="0" w:name="_Hlk124893711"/>
     </w:p>
     <w:p>
@@ -423,7 +421,26 @@
           <w:szCs w:val="32"/>
           <w:u w:val="single"/>
         </w:rPr>
-        <w:t xml:space="preserve">     电科2x      </w:t>
+        <w:t xml:space="preserve">     电科</w:t>
+      </w:r>
+      <w:r>
+        <w:rPr>
+          <w:rFonts w:hint="eastAsia" w:ascii="楷体_GB2312" w:eastAsia="楷体_GB2312" w:cs="Times New Roman"/>
+          <w:sz w:val="32"/>
+          <w:szCs w:val="32"/>
+          <w:u w:val="single"/>
+          <w:lang w:val="en-US" w:eastAsia="zh-CN"/>
+        </w:rPr>
+        <w:t>一班</w:t>
+      </w:r>
+      <w:r>
+        <w:rPr>
+          <w:rFonts w:hint="eastAsia" w:ascii="楷体_GB2312" w:eastAsia="楷体_GB2312" w:cs="Times New Roman"/>
+          <w:sz w:val="32"/>
+          <w:szCs w:val="32"/>
+          <w:u w:val="single"/>
+        </w:rPr>
+        <w:t xml:space="preserve">      </w:t>
       </w:r>
       <w:r>
         <w:rPr>
@@ -495,21 +512,22 @@
       </w:r>
       <w:r>
         <w:rPr>
-          <w:rFonts w:ascii="楷体_GB2312" w:eastAsia="楷体_GB2312" w:cs="Times New Roman"/>
-          <w:sz w:val="32"/>
-          <w:szCs w:val="32"/>
-          <w:u w:val="single"/>
-        </w:rPr>
-        <w:t>1</w:t>
-      </w:r>
-      <w:r>
-        <w:rPr>
           <w:rFonts w:hint="eastAsia" w:ascii="楷体_GB2312" w:eastAsia="楷体_GB2312" w:cs="Times New Roman"/>
           <w:sz w:val="32"/>
           <w:szCs w:val="32"/>
           <w:u w:val="single"/>
-        </w:rPr>
-        <w:t xml:space="preserve">00xxxxx     </w:t>
+          <w:lang w:val="en-US" w:eastAsia="zh-CN"/>
+        </w:rPr>
+        <w:t>300120138</w:t>
+      </w:r>
+      <w:r>
+        <w:rPr>
+          <w:rFonts w:hint="eastAsia" w:ascii="楷体_GB2312" w:eastAsia="楷体_GB2312" w:cs="Times New Roman"/>
+          <w:sz w:val="32"/>
+          <w:szCs w:val="32"/>
+          <w:u w:val="single"/>
+        </w:rPr>
+        <w:t xml:space="preserve">     </w:t>
       </w:r>
     </w:p>
     <w:p>
@@ -541,7 +559,26 @@
           <w:szCs w:val="32"/>
           <w:u w:val="single"/>
         </w:rPr>
-        <w:t xml:space="preserve">      xxx  </w:t>
+        <w:t xml:space="preserve">      </w:t>
+      </w:r>
+      <w:r>
+        <w:rPr>
+          <w:rFonts w:hint="eastAsia" w:ascii="楷体_GB2312" w:eastAsia="楷体_GB2312" w:cs="Times New Roman"/>
+          <w:sz w:val="32"/>
+          <w:szCs w:val="32"/>
+          <w:u w:val="single"/>
+          <w:lang w:val="en-US" w:eastAsia="zh-CN"/>
+        </w:rPr>
+        <w:t>徐子茜</w:t>
+      </w:r>
+      <w:r>
+        <w:rPr>
+          <w:rFonts w:hint="eastAsia" w:ascii="楷体_GB2312" w:eastAsia="楷体_GB2312" w:cs="Times New Roman"/>
+          <w:sz w:val="32"/>
+          <w:szCs w:val="32"/>
+          <w:u w:val="single"/>
+        </w:rPr>
+        <w:t xml:space="preserve">  </w:t>
       </w:r>
       <w:r>
         <w:rPr>
@@ -606,7 +643,17 @@
           <w:szCs w:val="32"/>
           <w:u w:val="single"/>
         </w:rPr>
-        <w:t xml:space="preserve">  2024</w:t>
+        <w:t xml:space="preserve">  202</w:t>
+      </w:r>
+      <w:r>
+        <w:rPr>
+          <w:rFonts w:hint="eastAsia" w:ascii="楷体_GB2312" w:eastAsia="楷体_GB2312" w:cs="Times New Roman"/>
+          <w:sz w:val="32"/>
+          <w:szCs w:val="32"/>
+          <w:u w:val="single"/>
+          <w:lang w:val="en-US" w:eastAsia="zh-CN"/>
+        </w:rPr>
+        <w:t>6</w:t>
       </w:r>
       <w:r>
         <w:rPr>
@@ -689,7 +736,18 @@
           <w:szCs w:val="32"/>
           <w:u w:val="single"/>
         </w:rPr>
-        <w:t xml:space="preserve">         </w:t>
+        <w:t xml:space="preserve">  </w:t>
+      </w:r>
+      <w:bookmarkStart w:id="2" w:name="_GoBack"/>
+      <w:bookmarkEnd w:id="2"/>
+      <w:r>
+        <w:rPr>
+          <w:rFonts w:ascii="楷体_GB2312" w:eastAsia="楷体_GB2312" w:cs="Times New Roman"/>
+          <w:sz w:val="32"/>
+          <w:szCs w:val="32"/>
+          <w:u w:val="single"/>
+        </w:rPr>
+        <w:t xml:space="preserve">       </w:t>
       </w:r>
     </w:p>
     <w:bookmarkEnd w:id="0"/>

--- a/实验报告1-姓名-学号.docx
+++ b/实验报告1-姓名-学号.docx
@@ -354,7 +354,28 @@
           <w:szCs w:val="36"/>
           <w:u w:val="single"/>
         </w:rPr>
-        <w:t>xxxxxx</w:t>
+        <w:t>xx</w:t>
+      </w:r>
+      <w:r>
+        <w:rPr>
+          <w:rFonts w:hint="eastAsia" w:ascii="黑体" w:hAnsi="黑体" w:eastAsia="黑体" w:cs="黑体"/>
+          <w:sz w:val="36"/>
+          <w:szCs w:val="36"/>
+          <w:u w:val="single"/>
+          <w:lang w:val="en-US" w:eastAsia="zh-CN"/>
+        </w:rPr>
+        <w:t>xxx</w:t>
+      </w:r>
+      <w:bookmarkStart w:id="2" w:name="_GoBack"/>
+      <w:bookmarkEnd w:id="2"/>
+      <w:r>
+        <w:rPr>
+          <w:rFonts w:hint="eastAsia" w:ascii="黑体" w:hAnsi="黑体" w:eastAsia="黑体" w:cs="黑体"/>
+          <w:sz w:val="36"/>
+          <w:szCs w:val="36"/>
+          <w:u w:val="single"/>
+        </w:rPr>
+        <w:t>xxxx</w:t>
       </w:r>
       <w:r>
         <w:rPr>
@@ -736,18 +757,7 @@
           <w:szCs w:val="32"/>
           <w:u w:val="single"/>
         </w:rPr>
-        <w:t xml:space="preserve">  </w:t>
-      </w:r>
-      <w:bookmarkStart w:id="2" w:name="_GoBack"/>
-      <w:bookmarkEnd w:id="2"/>
-      <w:r>
-        <w:rPr>
-          <w:rFonts w:ascii="楷体_GB2312" w:eastAsia="楷体_GB2312" w:cs="Times New Roman"/>
-          <w:sz w:val="32"/>
-          <w:szCs w:val="32"/>
-          <w:u w:val="single"/>
-        </w:rPr>
-        <w:t xml:space="preserve">       </w:t>
+        <w:t xml:space="preserve">         </w:t>
       </w:r>
     </w:p>
     <w:bookmarkEnd w:id="0"/>
@@ -1519,8 +1529,8 @@
     <w:lsdException w:uiPriority="99" w:name="index 7"/>
     <w:lsdException w:uiPriority="99" w:name="index 8"/>
     <w:lsdException w:uiPriority="99" w:name="index 9"/>
-    <w:lsdException w:uiPriority="39" w:semiHidden="0" w:name="toc 1"/>
-    <w:lsdException w:uiPriority="39" w:semiHidden="0" w:name="toc 2"/>
+    <w:lsdException w:qFormat="1" w:uiPriority="39" w:semiHidden="0" w:name="toc 1"/>
+    <w:lsdException w:qFormat="1" w:uiPriority="39" w:semiHidden="0" w:name="toc 2"/>
     <w:lsdException w:uiPriority="39" w:name="toc 3"/>
     <w:lsdException w:uiPriority="39" w:name="toc 4"/>
     <w:lsdException w:uiPriority="39" w:name="toc 5"/>
@@ -1880,6 +1890,7 @@
     <w:next w:val="1"/>
     <w:autoRedefine/>
     <w:unhideWhenUsed/>
+    <w:qFormat/>
     <w:uiPriority w:val="39"/>
   </w:style>
   <w:style w:type="paragraph" w:styleId="7">
@@ -1888,6 +1899,7 @@
     <w:next w:val="1"/>
     <w:autoRedefine/>
     <w:unhideWhenUsed/>
+    <w:qFormat/>
     <w:uiPriority w:val="39"/>
     <w:pPr>
       <w:ind w:left="420" w:leftChars="200"/>
@@ -1946,6 +1958,7 @@
     <w:name w:val="页眉 字符"/>
     <w:basedOn w:val="10"/>
     <w:link w:val="5"/>
+    <w:qFormat/>
     <w:uiPriority w:val="99"/>
     <w:rPr>
       <w:sz w:val="18"/>

--- a/实验报告1-姓名-学号.docx
+++ b/实验报告1-姓名-学号.docx
@@ -353,21 +353,31 @@
           <w:sz w:val="36"/>
           <w:szCs w:val="36"/>
           <w:u w:val="single"/>
-        </w:rPr>
-        <w:t>xx</w:t>
-      </w:r>
+          <w:lang w:val="en-US" w:eastAsia="zh-CN"/>
+        </w:rPr>
+        <w:t xml:space="preserve">    </w:t>
+      </w:r>
+      <w:bookmarkStart w:id="2" w:name="_GoBack"/>
+      <w:bookmarkEnd w:id="2"/>
       <w:r>
         <w:rPr>
           <w:rFonts w:hint="eastAsia" w:ascii="黑体" w:hAnsi="黑体" w:eastAsia="黑体" w:cs="黑体"/>
           <w:sz w:val="36"/>
           <w:szCs w:val="36"/>
           <w:u w:val="single"/>
+        </w:rPr>
+        <w:t>xx</w:t>
+      </w:r>
+      <w:r>
+        <w:rPr>
+          <w:rFonts w:hint="eastAsia" w:ascii="黑体" w:hAnsi="黑体" w:eastAsia="黑体" w:cs="黑体"/>
+          <w:sz w:val="36"/>
+          <w:szCs w:val="36"/>
+          <w:u w:val="single"/>
           <w:lang w:val="en-US" w:eastAsia="zh-CN"/>
         </w:rPr>
         <w:t>xxx</w:t>
       </w:r>
-      <w:bookmarkStart w:id="2" w:name="_GoBack"/>
-      <w:bookmarkEnd w:id="2"/>
       <w:r>
         <w:rPr>
           <w:rFonts w:hint="eastAsia" w:ascii="黑体" w:hAnsi="黑体" w:eastAsia="黑体" w:cs="黑体"/>

--- a/实验报告1-姓名-学号.docx
+++ b/实验报告1-姓名-学号.docx
@@ -171,7 +171,28 @@
           <w:sz w:val="44"/>
           <w:szCs w:val="44"/>
         </w:rPr>
-        <w:t>信息科学与工程学院</w:t>
+        <w:t>信息</w:t>
+      </w:r>
+      <w:r>
+        <w:rPr>
+          <w:rFonts w:hint="eastAsia" w:ascii="微软雅黑" w:hAnsi="微软雅黑" w:eastAsia="微软雅黑" w:cs="Times New Roman"/>
+          <w:b/>
+          <w:sz w:val="44"/>
+          <w:szCs w:val="44"/>
+          <w:lang w:val="en-US" w:eastAsia="zh-CN"/>
+        </w:rPr>
+        <w:t xml:space="preserve">  </w:t>
+      </w:r>
+      <w:bookmarkStart w:id="2" w:name="_GoBack"/>
+      <w:bookmarkEnd w:id="2"/>
+      <w:r>
+        <w:rPr>
+          <w:rFonts w:hint="eastAsia" w:ascii="微软雅黑" w:hAnsi="微软雅黑" w:eastAsia="微软雅黑" w:cs="Times New Roman"/>
+          <w:b/>
+          <w:sz w:val="44"/>
+          <w:szCs w:val="44"/>
+        </w:rPr>
+        <w:t>科学与工程学院</w:t>
       </w:r>
     </w:p>
     <w:p>
@@ -357,8 +378,6 @@
         </w:rPr>
         <w:t xml:space="preserve">    </w:t>
       </w:r>
-      <w:bookmarkStart w:id="2" w:name="_GoBack"/>
-      <w:bookmarkEnd w:id="2"/>
       <w:r>
         <w:rPr>
           <w:rFonts w:hint="eastAsia" w:ascii="黑体" w:hAnsi="黑体" w:eastAsia="黑体" w:cs="黑体"/>
